--- a/subzero/docs/SubZero-Guide.docx
+++ b/subzero/docs/SubZero-Guide.docx
@@ -641,7 +641,77 @@
         <w:spacing w:after="120"/>
       </w:pPr>
       <w:r>
-        <w:t xml:space="preserve">You can change what the app looks like on the home screen — its name and icon can become Calculator, Notes, Weather, Gallery, or System Update. It's still fully visible in the phone's Settings (it doesn't hide from the system); it just wears a different face on the home screen.</w:t>
+        <w:t xml:space="preserve">You can change what the app looks like on the home screen — its name and icon can become Calculator, Notes, Weather, Gallery, or System Update, each with its own icon. It's still fully visible in the phone's Settings (it doesn't hide from the system); it just wears a different face on the home screen.</w:t>
+      </w:r>
+    </w:p>
+    <w:p>
+      <w:pPr>
+        <w:pStyle w:val="Heading2"/>
+        <w:spacing w:after="100" w:before="220"/>
+      </w:pPr>
+      <w:r>
+        <w:rPr>
+          <w:b/>
+          <w:bCs/>
+          <w:color w:val="0B0F14"/>
+        </w:rPr>
+        <w:t xml:space="preserve">Encrypted vault</w:t>
+      </w:r>
+    </w:p>
+    <w:p>
+      <w:pPr>
+        <w:spacing w:after="120"/>
+      </w:pPr>
+      <w:r>
+        <w:t xml:space="preserve">A private gallery for photos, videos, and files shared in the app. Anything you keep here is encrypted on the phone and does NOT appear in your normal Gallery/Photos or any file manager — it lives only inside SubZero. Open it from the vault button at the top of the chat.</w:t>
+      </w:r>
+    </w:p>
+    <w:p>
+      <w:pPr>
+        <w:pStyle w:val="ListParagraph"/>
+        <w:numPr>
+          <w:ilvl w:val="0"/>
+          <w:numId w:val="2"/>
+        </w:numPr>
+        <w:spacing w:after="60"/>
+      </w:pPr>
+      <w:r>
+        <w:t xml:space="preserve">Tap “Add photo/video” or “Add file” to bring media in (it's copied in encrypted; the original stays where it was).</w:t>
+      </w:r>
+    </w:p>
+    <w:p>
+      <w:pPr>
+        <w:pStyle w:val="ListParagraph"/>
+        <w:numPr>
+          <w:ilvl w:val="0"/>
+          <w:numId w:val="2"/>
+        </w:numPr>
+        <w:spacing w:after="60"/>
+      </w:pPr>
+      <w:r>
+        <w:t xml:space="preserve">Tap any item to view it; tap Delete to remove it.</w:t>
+      </w:r>
+    </w:p>
+    <w:p>
+      <w:pPr>
+        <w:pStyle w:val="Heading2"/>
+        <w:spacing w:after="100" w:before="220"/>
+      </w:pPr>
+      <w:r>
+        <w:rPr>
+          <w:b/>
+          <w:bCs/>
+          <w:color w:val="0B0F14"/>
+        </w:rPr>
+        <w:t xml:space="preserve">Voice &amp; video calls</w:t>
+      </w:r>
+    </w:p>
+    <w:p>
+      <w:pPr>
+        <w:spacing w:after="120"/>
+      </w:pPr>
+      <w:r>
+        <w:t xml:space="preserve">Tap the phone or video icon at the top of the chat to start an encrypted call. You'll see the call screen with mute, video on/off, flip-camera, and end-call controls, and a timer once connected. Calls are end-to-end encrypted.</w:t>
       </w:r>
     </w:p>
     <w:p>
@@ -685,7 +755,7 @@
         <w:pStyle w:val="ListParagraph"/>
         <w:numPr>
           <w:ilvl w:val="0"/>
-          <w:numId w:val="2"/>
+          <w:numId w:val="3"/>
         </w:numPr>
         <w:spacing w:after="80"/>
       </w:pPr>
@@ -698,7 +768,7 @@
         <w:pStyle w:val="ListParagraph"/>
         <w:numPr>
           <w:ilvl w:val="0"/>
-          <w:numId w:val="2"/>
+          <w:numId w:val="3"/>
         </w:numPr>
         <w:spacing w:after="80"/>
       </w:pPr>
@@ -725,7 +795,7 @@
         <w:pStyle w:val="ListParagraph"/>
         <w:numPr>
           <w:ilvl w:val="0"/>
-          <w:numId w:val="2"/>
+          <w:numId w:val="3"/>
         </w:numPr>
         <w:spacing w:after="80"/>
       </w:pPr>
@@ -738,7 +808,7 @@
         <w:pStyle w:val="ListParagraph"/>
         <w:numPr>
           <w:ilvl w:val="0"/>
-          <w:numId w:val="2"/>
+          <w:numId w:val="3"/>
         </w:numPr>
         <w:spacing w:after="80"/>
       </w:pPr>
@@ -765,7 +835,7 @@
         <w:pStyle w:val="ListParagraph"/>
         <w:numPr>
           <w:ilvl w:val="0"/>
-          <w:numId w:val="2"/>
+          <w:numId w:val="3"/>
         </w:numPr>
         <w:spacing w:after="80"/>
       </w:pPr>
@@ -778,7 +848,7 @@
         <w:pStyle w:val="ListParagraph"/>
         <w:numPr>
           <w:ilvl w:val="0"/>
-          <w:numId w:val="2"/>
+          <w:numId w:val="3"/>
         </w:numPr>
         <w:spacing w:after="80"/>
       </w:pPr>
@@ -823,7 +893,7 @@
         <w:pStyle w:val="ListParagraph"/>
         <w:numPr>
           <w:ilvl w:val="0"/>
-          <w:numId w:val="3"/>
+          <w:numId w:val="2"/>
         </w:numPr>
         <w:spacing w:after="60"/>
       </w:pPr>
@@ -836,7 +906,7 @@
         <w:pStyle w:val="ListParagraph"/>
         <w:numPr>
           <w:ilvl w:val="0"/>
-          <w:numId w:val="3"/>
+          <w:numId w:val="2"/>
         </w:numPr>
         <w:spacing w:after="60"/>
       </w:pPr>
@@ -849,7 +919,7 @@
         <w:pStyle w:val="ListParagraph"/>
         <w:numPr>
           <w:ilvl w:val="0"/>
-          <w:numId w:val="3"/>
+          <w:numId w:val="2"/>
         </w:numPr>
         <w:spacing w:after="60"/>
       </w:pPr>
@@ -862,7 +932,7 @@
         <w:pStyle w:val="ListParagraph"/>
         <w:numPr>
           <w:ilvl w:val="0"/>
-          <w:numId w:val="3"/>
+          <w:numId w:val="2"/>
         </w:numPr>
         <w:spacing w:after="60"/>
       </w:pPr>
@@ -875,7 +945,7 @@
         <w:pStyle w:val="ListParagraph"/>
         <w:numPr>
           <w:ilvl w:val="0"/>
-          <w:numId w:val="3"/>
+          <w:numId w:val="2"/>
         </w:numPr>
         <w:spacing w:after="60"/>
       </w:pPr>
@@ -888,7 +958,7 @@
         <w:pStyle w:val="ListParagraph"/>
         <w:numPr>
           <w:ilvl w:val="0"/>
-          <w:numId w:val="3"/>
+          <w:numId w:val="2"/>
         </w:numPr>
         <w:spacing w:after="60"/>
       </w:pPr>
@@ -901,7 +971,7 @@
         <w:pStyle w:val="ListParagraph"/>
         <w:numPr>
           <w:ilvl w:val="0"/>
-          <w:numId w:val="3"/>
+          <w:numId w:val="2"/>
         </w:numPr>
         <w:spacing w:after="60"/>
       </w:pPr>
@@ -920,6 +990,28 @@
           <w:bCs/>
           <w:color w:val="16A594"/>
         </w:rPr>
+        <w:t xml:space="preserve">Messaging over the internet (optional)</w:t>
+      </w:r>
+    </w:p>
+    <w:p>
+      <w:pPr>
+        <w:spacing w:after="120"/>
+      </w:pPr>
+      <w:r>
+        <w:t xml:space="preserve">Out of the box the app runs fully on the phone (great for trying every feature). For the two of us to actually send messages to each other over the internet, there's a small free “relay” server that passes along our encrypted messages — it can never read them. It can be deployed in a few minutes to a free host (Render, Railway, or Fly.io), and then the app is pointed at its address. I can set this up whenever you want; ask me and I'll walk you through it.</w:t>
+      </w:r>
+    </w:p>
+    <w:p>
+      <w:pPr>
+        <w:pStyle w:val="Heading1"/>
+        <w:spacing w:after="140" w:before="320"/>
+      </w:pPr>
+      <w:r>
+        <w:rPr>
+          <w:b/>
+          <w:bCs/>
+          <w:color w:val="16A594"/>
+        </w:rPr>
         <w:t xml:space="preserve">Good to know</w:t>
       </w:r>
     </w:p>
@@ -928,7 +1020,7 @@
         <w:pStyle w:val="ListParagraph"/>
         <w:numPr>
           <w:ilvl w:val="0"/>
-          <w:numId w:val="3"/>
+          <w:numId w:val="2"/>
         </w:numPr>
         <w:spacing w:after="60"/>
       </w:pPr>
@@ -941,7 +1033,7 @@
         <w:pStyle w:val="ListParagraph"/>
         <w:numPr>
           <w:ilvl w:val="0"/>
-          <w:numId w:val="3"/>
+          <w:numId w:val="2"/>
         </w:numPr>
         <w:spacing w:after="60"/>
       </w:pPr>
@@ -954,12 +1046,12 @@
         <w:pStyle w:val="ListParagraph"/>
         <w:numPr>
           <w:ilvl w:val="0"/>
-          <w:numId w:val="3"/>
+          <w:numId w:val="2"/>
         </w:numPr>
         <w:spacing w:after="60"/>
       </w:pPr>
       <w:r>
-        <w:t xml:space="preserve">Encrypted voice/video calling and the Notes/Weather decoys are planned next.</w:t>
+        <w:t xml:space="preserve">The vault keeps our shared photos/videos out of the normal phone gallery, encrypted.</w:t>
       </w:r>
     </w:p>
     <w:p>
@@ -1183,13 +1275,13 @@
     </w:lvlOverride>
   </w:num>
   <w:num w:numId="2">
-    <w:abstractNumId w:val="3"/>
+    <w:abstractNumId w:val="2"/>
     <w:lvlOverride w:ilvl="0">
       <w:startOverride w:val="1"/>
     </w:lvlOverride>
   </w:num>
   <w:num w:numId="3">
-    <w:abstractNumId w:val="2"/>
+    <w:abstractNumId w:val="3"/>
     <w:lvlOverride w:ilvl="0">
       <w:startOverride w:val="1"/>
     </w:lvlOverride>

--- a/subzero/docs/SubZero-Guide.docx
+++ b/subzero/docs/SubZero-Guide.docx
@@ -998,7 +998,75 @@
         <w:spacing w:after="120"/>
       </w:pPr>
       <w:r>
-        <w:t xml:space="preserve">Out of the box the app runs fully on the phone (great for trying every feature). For the two of us to actually send messages to each other over the internet, there's a small free “relay” server that passes along our encrypted messages — it can never read them. It can be deployed in a few minutes to a free host (Render, Railway, or Fly.io), and then the app is pointed at its address. I can set this up whenever you want; ask me and I'll walk you through it.</w:t>
+        <w:t xml:space="preserve">Out of the box the app runs fully on the phone (great for trying every feature). For the two of us to actually send messages to each other over the internet, there's a small free “relay” server that passes along our encrypted messages — it can never read them. It's deployed once to a free host (Render, Railway, or Fly.io).</w:t>
+      </w:r>
+    </w:p>
+    <w:p>
+      <w:pPr>
+        <w:spacing w:after="120"/>
+      </w:pPr>
+      <w:r>
+        <w:t xml:space="preserve">Then it's set up right inside the app — no code:</w:t>
+      </w:r>
+    </w:p>
+    <w:p>
+      <w:pPr>
+        <w:pStyle w:val="ListParagraph"/>
+        <w:numPr>
+          <w:ilvl w:val="0"/>
+          <w:numId w:val="3"/>
+        </w:numPr>
+        <w:spacing w:after="80"/>
+      </w:pPr>
+      <w:r>
+        <w:t xml:space="preserve">Tap the gear (⚙) icon at the top of the chat.</w:t>
+      </w:r>
+    </w:p>
+    <w:p>
+      <w:pPr>
+        <w:pStyle w:val="ListParagraph"/>
+        <w:numPr>
+          <w:ilvl w:val="0"/>
+          <w:numId w:val="3"/>
+        </w:numPr>
+        <w:spacing w:after="80"/>
+      </w:pPr>
+      <w:r>
+        <w:t xml:space="preserve">Paste the relay address (looks like wss://…) into “Relay URL”.</w:t>
+      </w:r>
+    </w:p>
+    <w:p>
+      <w:pPr>
+        <w:pStyle w:val="ListParagraph"/>
+        <w:numPr>
+          <w:ilvl w:val="0"/>
+          <w:numId w:val="3"/>
+        </w:numPr>
+        <w:spacing w:after="80"/>
+      </w:pPr>
+      <w:r>
+        <w:t xml:space="preserve">Put your name in “Your address” and mine in “Their address” (we each do the opposite on our own phone).</w:t>
+      </w:r>
+    </w:p>
+    <w:p>
+      <w:pPr>
+        <w:pStyle w:val="ListParagraph"/>
+        <w:numPr>
+          <w:ilvl w:val="0"/>
+          <w:numId w:val="3"/>
+        </w:numPr>
+        <w:spacing w:after="80"/>
+      </w:pPr>
+      <w:r>
+        <w:t xml:space="preserve">Tap “Save &amp; connect.” That's it — messages now go between us, still end-to-end encrypted.</w:t>
+      </w:r>
+    </w:p>
+    <w:p>
+      <w:pPr>
+        <w:spacing w:after="120"/>
+      </w:pPr>
+      <w:r>
+        <w:t xml:space="preserve">I can deploy the relay for you and give you the exact address to paste; just ask.</w:t>
       </w:r>
     </w:p>
     <w:p>
